--- a/zht/docx/108.content.docx
+++ b/zht/docx/108.content.docx
@@ -150,26 +150,6 @@
           <w:lang w:val="zh_TW" w:bidi="zh_TW"/>
         </w:rPr>
         <w:t>zhao</w:t>
-      </w:r>
-      <w:r>
-        <w:rPr>
-          <w:lang w:val="zh_TW" w:bidi="zh_TW"/>
-        </w:rPr>
-      </w:r>
-    </w:p>
-    <w:p>
-      <w:pPr/>
-      <w:r>
-        <w:rPr>
-          <w:lang w:val="zh_TW" w:bidi="zh_TW"/>
-        </w:rPr>
-      </w:r>
-      <w:r>
-        <w:rPr>
-          <w:i/>
-          <w:lang w:val="zh_TW" w:bidi="zh_TW"/>
-        </w:rPr>
-        <w:t>招喚死人</w:t>
       </w:r>
       <w:r>
         <w:rPr>

--- a/zht/docx/108.content.docx
+++ b/zht/docx/108.content.docx
@@ -19,7 +19,7 @@
         <w:rPr>
           <w:lang w:val="zh_TW" w:bidi="zh_TW"/>
         </w:rPr>
-        <w:t>Resource: Study Notes - Themes (Tyndale)</w:t>
+        <w:t>Resource: Tyndale Open Study Notes</w:t>
       </w:r>
       <w:r>
         <w:rPr>
@@ -112,7 +112,7 @@
         <w:rPr>
           <w:lang w:val="zh_TW" w:bidi="zh_TW"/>
         </w:rPr>
-        <w:t>Study Notes - Themes (Tyndale)</w:t>
+        <w:t>Tyndale Open Study Notes</w:t>
       </w:r>
     </w:p>
     <w:p>

--- a/zht/docx/108.content.docx
+++ b/zht/docx/108.content.docx
@@ -19,7 +19,7 @@
         <w:rPr>
           <w:lang w:val="zh_TW" w:bidi="zh_TW"/>
         </w:rPr>
-        <w:t>Resource: Tyndale Open Study Notes</w:t>
+        <w:t>Resource: Aquifer Open Study Notes (Themes)</w:t>
       </w:r>
       <w:r>
         <w:rPr>
@@ -112,7 +112,7 @@
         <w:rPr>
           <w:lang w:val="zh_TW" w:bidi="zh_TW"/>
         </w:rPr>
-        <w:t>Tyndale Open Study Notes</w:t>
+        <w:t>Aquifer Open Study Notes (Themes)</w:t>
       </w:r>
     </w:p>
     <w:p>

--- a/zht/docx/108.content.docx
+++ b/zht/docx/108.content.docx
@@ -233,72 +233,48 @@
         </w:rPr>
         <w:t>舊約聖經明確禁止各種巫術行為，包括招魂術（spiritism）、占卜（divination）與通靈（necromancy）。通靈是指與死者的靈魂接觸，通常是為了尋求未來的指引（見</w:t>
       </w:r>
-      <w:hyperlink r:id="rId13">
-        <w:r>
-          <w:rPr>
-            <w:lang w:val="zh_TW" w:bidi="zh_TW"/>
-          </w:rPr>
-          <w:rPr>
-            <w:color w:val="0000EE"/>
-            <w:u w:val="single"/>
-          </w:rPr>
-          <w:t>申18:9–12</w:t>
-        </w:r>
-      </w:hyperlink>
+      <w:r>
+        <w:rPr>
+          <w:lang w:val="zh_TW" w:bidi="zh_TW"/>
+        </w:rPr>
+        <w:t>申18:9–12</w:t>
+      </w:r>
       <w:r>
         <w:rPr>
           <w:lang w:val="zh_TW" w:bidi="zh_TW"/>
         </w:rPr>
         <w:t>）。行通靈和求問通靈者都是重罪，依法當處以死刑（</w:t>
       </w:r>
-      <w:hyperlink r:id="rId14">
-        <w:r>
-          <w:rPr>
-            <w:lang w:val="zh_TW" w:bidi="zh_TW"/>
-          </w:rPr>
-          <w:rPr>
-            <w:color w:val="0000EE"/>
-            <w:u w:val="single"/>
-          </w:rPr>
-          <w:t>利20:6</w:t>
-        </w:r>
-      </w:hyperlink>
+      <w:r>
+        <w:rPr>
+          <w:lang w:val="zh_TW" w:bidi="zh_TW"/>
+        </w:rPr>
+        <w:t>利20:6</w:t>
+      </w:r>
       <w:r>
         <w:rPr>
           <w:lang w:val="zh_TW" w:bidi="zh_TW"/>
         </w:rPr>
         <w:t>、</w:t>
       </w:r>
-      <w:hyperlink r:id="rId15">
-        <w:r>
-          <w:rPr>
-            <w:lang w:val="zh_TW" w:bidi="zh_TW"/>
-          </w:rPr>
-          <w:rPr>
-            <w:color w:val="0000EE"/>
-            <w:u w:val="single"/>
-          </w:rPr>
-          <w:t>27</w:t>
-        </w:r>
-      </w:hyperlink>
+      <w:r>
+        <w:rPr>
+          <w:lang w:val="zh_TW" w:bidi="zh_TW"/>
+        </w:rPr>
+        <w:t>27</w:t>
+      </w:r>
       <w:r>
         <w:rPr>
           <w:lang w:val="zh_TW" w:bidi="zh_TW"/>
         </w:rPr>
         <w:t>；參</w:t>
       </w:r>
-      <w:hyperlink r:id="rId16">
-        <w:r>
-          <w:rPr>
-            <w:lang w:val="zh_TW" w:bidi="zh_TW"/>
-          </w:rPr>
-          <w:rPr>
-            <w:color w:val="0000EE"/>
-            <w:u w:val="single"/>
-          </w:rPr>
-          <w:t>撒上28:9</w:t>
-        </w:r>
-      </w:hyperlink>
+      <w:r>
+        <w:rPr>
+          <w:lang w:val="zh_TW" w:bidi="zh_TW"/>
+        </w:rPr>
+        <w:t>撒上28:9</w:t>
+      </w:r>
       <w:r>
         <w:rPr>
           <w:lang w:val="zh_TW" w:bidi="zh_TW"/>
@@ -319,18 +295,12 @@
         </w:rPr>
         <w:t>神將摩西安葬在一處無人知曉的墳地（</w:t>
       </w:r>
-      <w:hyperlink r:id="rId17">
-        <w:r>
-          <w:rPr>
-            <w:lang w:val="zh_TW" w:bidi="zh_TW"/>
-          </w:rPr>
-          <w:rPr>
-            <w:color w:val="0000EE"/>
-            <w:u w:val="single"/>
-          </w:rPr>
-          <w:t>申34:6</w:t>
-        </w:r>
-      </w:hyperlink>
+      <w:r>
+        <w:rPr>
+          <w:lang w:val="zh_TW" w:bidi="zh_TW"/>
+        </w:rPr>
+        <w:t>申34:6</w:t>
+      </w:r>
       <w:r>
         <w:rPr>
           <w:lang w:val="zh_TW" w:bidi="zh_TW"/>
@@ -351,138 +321,90 @@
         </w:rPr>
         <w:t>舊約明確指出，人無法與死者接觸或交談（見</w:t>
       </w:r>
-      <w:hyperlink r:id="rId18">
-        <w:r>
-          <w:rPr>
-            <w:lang w:val="zh_TW" w:bidi="zh_TW"/>
-          </w:rPr>
-          <w:rPr>
-            <w:color w:val="0000EE"/>
-            <w:u w:val="single"/>
-          </w:rPr>
-          <w:t>撒下12:23</w:t>
-        </w:r>
-      </w:hyperlink>
+      <w:r>
+        <w:rPr>
+          <w:lang w:val="zh_TW" w:bidi="zh_TW"/>
+        </w:rPr>
+        <w:t>撒下12:23</w:t>
+      </w:r>
       <w:r>
         <w:rPr>
           <w:lang w:val="zh_TW" w:bidi="zh_TW"/>
         </w:rPr>
         <w:t>；</w:t>
       </w:r>
-      <w:hyperlink r:id="rId19">
-        <w:r>
-          <w:rPr>
-            <w:lang w:val="zh_TW" w:bidi="zh_TW"/>
-          </w:rPr>
-          <w:rPr>
-            <w:color w:val="0000EE"/>
-            <w:u w:val="single"/>
-          </w:rPr>
-          <w:t>伯14:10–12</w:t>
-        </w:r>
-      </w:hyperlink>
+      <w:r>
+        <w:rPr>
+          <w:lang w:val="zh_TW" w:bidi="zh_TW"/>
+        </w:rPr>
+        <w:t>伯14:10–12</w:t>
+      </w:r>
       <w:r>
         <w:rPr>
           <w:lang w:val="zh_TW" w:bidi="zh_TW"/>
         </w:rPr>
         <w:t>；</w:t>
       </w:r>
-      <w:hyperlink r:id="rId20">
-        <w:r>
-          <w:rPr>
-            <w:lang w:val="zh_TW" w:bidi="zh_TW"/>
-          </w:rPr>
-          <w:rPr>
-            <w:color w:val="0000EE"/>
-            <w:u w:val="single"/>
-          </w:rPr>
-          <w:t>詩88:10，</w:t>
-        </w:r>
-      </w:hyperlink>
-      <w:hyperlink r:id="rId21">
-        <w:r>
-          <w:rPr>
-            <w:lang w:val="zh_TW" w:bidi="zh_TW"/>
-          </w:rPr>
-          <w:rPr>
-            <w:color w:val="0000EE"/>
-            <w:u w:val="single"/>
-          </w:rPr>
-          <w:t>115:17</w:t>
-        </w:r>
-      </w:hyperlink>
+      <w:r>
+        <w:rPr>
+          <w:lang w:val="zh_TW" w:bidi="zh_TW"/>
+        </w:rPr>
+        <w:t>詩88:10，</w:t>
+      </w:r>
+      <w:r>
+        <w:rPr>
+          <w:lang w:val="zh_TW" w:bidi="zh_TW"/>
+        </w:rPr>
+        <w:t>115:17</w:t>
+      </w:r>
       <w:r>
         <w:rPr>
           <w:lang w:val="zh_TW" w:bidi="zh_TW"/>
         </w:rPr>
         <w:t>）。其中唯一的例外是先知撒母耳。他似乎是奉神的命令回來發出審判（見</w:t>
       </w:r>
-      <w:hyperlink r:id="rId22">
-        <w:r>
-          <w:rPr>
-            <w:lang w:val="zh_TW" w:bidi="zh_TW"/>
-          </w:rPr>
-          <w:rPr>
-            <w:color w:val="0000EE"/>
-            <w:u w:val="single"/>
-          </w:rPr>
-          <w:t>撒上28:12–19</w:t>
-        </w:r>
-      </w:hyperlink>
+      <w:r>
+        <w:rPr>
+          <w:lang w:val="zh_TW" w:bidi="zh_TW"/>
+        </w:rPr>
+        <w:t>撒上28:12–19</w:t>
+      </w:r>
       <w:r>
         <w:rPr>
           <w:lang w:val="zh_TW" w:bidi="zh_TW"/>
         </w:rPr>
         <w:t>）。掃羅透過一位自稱能與死者交談的人（靈媒）來招喚撒母耳，這是一項極為嚴重的罪。歷代志的作者特別指出這件事，並視之為掃羅失去王位的重要原因之一（見</w:t>
       </w:r>
-      <w:hyperlink r:id="rId23">
-        <w:r>
-          <w:rPr>
-            <w:lang w:val="zh_TW" w:bidi="zh_TW"/>
-          </w:rPr>
-          <w:rPr>
-            <w:color w:val="0000EE"/>
-            <w:u w:val="single"/>
-          </w:rPr>
-          <w:t>代上10:13–14</w:t>
-        </w:r>
-      </w:hyperlink>
+      <w:r>
+        <w:rPr>
+          <w:lang w:val="zh_TW" w:bidi="zh_TW"/>
+        </w:rPr>
+        <w:t>代上10:13–14</w:t>
+      </w:r>
       <w:r>
         <w:rPr>
           <w:lang w:val="zh_TW" w:bidi="zh_TW"/>
         </w:rPr>
         <w:t>）。我們沒有任何理由去通靈（向死者尋求建議），因為我們已有神活潑的道作為引導（</w:t>
       </w:r>
-      <w:hyperlink r:id="rId24">
-        <w:r>
-          <w:rPr>
-            <w:lang w:val="zh_TW" w:bidi="zh_TW"/>
-          </w:rPr>
-          <w:rPr>
-            <w:color w:val="0000EE"/>
-            <w:u w:val="single"/>
-          </w:rPr>
-          <w:t>提後3:15–17</w:t>
-        </w:r>
-      </w:hyperlink>
+      <w:r>
+        <w:rPr>
+          <w:lang w:val="zh_TW" w:bidi="zh_TW"/>
+        </w:rPr>
+        <w:t>提後3:15–17</w:t>
+      </w:r>
       <w:r>
         <w:rPr>
           <w:lang w:val="zh_TW" w:bidi="zh_TW"/>
         </w:rPr>
         <w:t>；</w:t>
       </w:r>
-      <w:hyperlink r:id="rId25">
-        <w:r>
-          <w:rPr>
-            <w:lang w:val="zh_TW" w:bidi="zh_TW"/>
-          </w:rPr>
-          <w:rPr>
-            <w:color w:val="0000EE"/>
-            <w:u w:val="single"/>
-          </w:rPr>
-          <w:t>來4:12–13</w:t>
-        </w:r>
-      </w:hyperlink>
+      <w:r>
+        <w:rPr>
+          <w:lang w:val="zh_TW" w:bidi="zh_TW"/>
+        </w:rPr>
+        <w:t>來4:12–13</w:t>
+      </w:r>
       <w:r>
         <w:rPr>
           <w:lang w:val="zh_TW" w:bidi="zh_TW"/>
@@ -512,180 +434,114 @@
           <w:lang w:val="zh_TW" w:bidi="zh_TW"/>
         </w:rPr>
       </w:r>
-      <w:hyperlink r:id="rId26">
-        <w:r>
-          <w:rPr>
-            <w:lang w:val="zh_TW" w:bidi="zh_TW"/>
-          </w:rPr>
-          <w:rPr>
-            <w:color w:val="0000EE"/>
-            <w:u w:val="single"/>
-          </w:rPr>
-          <w:t>利19:31，</w:t>
-        </w:r>
-      </w:hyperlink>
-      <w:hyperlink r:id="rId27">
-        <w:r>
-          <w:rPr>
-            <w:lang w:val="zh_TW" w:bidi="zh_TW"/>
-          </w:rPr>
-          <w:rPr>
-            <w:color w:val="0000EE"/>
-            <w:u w:val="single"/>
-          </w:rPr>
-          <w:t>20:6–8</w:t>
-        </w:r>
-      </w:hyperlink>
+      <w:r>
+        <w:rPr>
+          <w:lang w:val="zh_TW" w:bidi="zh_TW"/>
+        </w:rPr>
+        <w:t>利19:31，</w:t>
+      </w:r>
+      <w:r>
+        <w:rPr>
+          <w:lang w:val="zh_TW" w:bidi="zh_TW"/>
+        </w:rPr>
+        <w:t>20:6–8</w:t>
+      </w:r>
       <w:r>
         <w:rPr>
           <w:lang w:val="zh_TW" w:bidi="zh_TW"/>
         </w:rPr>
         <w:t>、</w:t>
       </w:r>
-      <w:hyperlink r:id="rId15">
-        <w:r>
-          <w:rPr>
-            <w:lang w:val="zh_TW" w:bidi="zh_TW"/>
-          </w:rPr>
-          <w:rPr>
-            <w:color w:val="0000EE"/>
-            <w:u w:val="single"/>
-          </w:rPr>
-          <w:t>27</w:t>
-        </w:r>
-      </w:hyperlink>
+      <w:r>
+        <w:rPr>
+          <w:lang w:val="zh_TW" w:bidi="zh_TW"/>
+        </w:rPr>
+        <w:t>27</w:t>
+      </w:r>
       <w:r>
         <w:rPr>
           <w:lang w:val="zh_TW" w:bidi="zh_TW"/>
         </w:rPr>
         <w:t>；</w:t>
       </w:r>
-      <w:hyperlink r:id="rId13">
-        <w:r>
-          <w:rPr>
-            <w:lang w:val="zh_TW" w:bidi="zh_TW"/>
-          </w:rPr>
-          <w:rPr>
-            <w:color w:val="0000EE"/>
-            <w:u w:val="single"/>
-          </w:rPr>
-          <w:t>申18:9–12</w:t>
-        </w:r>
-      </w:hyperlink>
+      <w:r>
+        <w:rPr>
+          <w:lang w:val="zh_TW" w:bidi="zh_TW"/>
+        </w:rPr>
+        <w:t>申18:9–12</w:t>
+      </w:r>
       <w:r>
         <w:rPr>
           <w:lang w:val="zh_TW" w:bidi="zh_TW"/>
         </w:rPr>
         <w:t>；</w:t>
       </w:r>
-      <w:hyperlink r:id="rId28">
-        <w:r>
-          <w:rPr>
-            <w:lang w:val="zh_TW" w:bidi="zh_TW"/>
-          </w:rPr>
-          <w:rPr>
-            <w:color w:val="0000EE"/>
-            <w:u w:val="single"/>
-          </w:rPr>
-          <w:t>撒上28:1–25</w:t>
-        </w:r>
-      </w:hyperlink>
+      <w:r>
+        <w:rPr>
+          <w:lang w:val="zh_TW" w:bidi="zh_TW"/>
+        </w:rPr>
+        <w:t>撒上28:1–25</w:t>
+      </w:r>
       <w:r>
         <w:rPr>
           <w:lang w:val="zh_TW" w:bidi="zh_TW"/>
         </w:rPr>
         <w:t>；</w:t>
       </w:r>
-      <w:hyperlink r:id="rId29">
-        <w:r>
-          <w:rPr>
-            <w:lang w:val="zh_TW" w:bidi="zh_TW"/>
-          </w:rPr>
-          <w:rPr>
-            <w:color w:val="0000EE"/>
-            <w:u w:val="single"/>
-          </w:rPr>
-          <w:t>王下21:6，</w:t>
-        </w:r>
-      </w:hyperlink>
-      <w:hyperlink r:id="rId30">
-        <w:r>
-          <w:rPr>
-            <w:lang w:val="zh_TW" w:bidi="zh_TW"/>
-          </w:rPr>
-          <w:rPr>
-            <w:color w:val="0000EE"/>
-            <w:u w:val="single"/>
-          </w:rPr>
-          <w:t>23:24</w:t>
-        </w:r>
-      </w:hyperlink>
+      <w:r>
+        <w:rPr>
+          <w:lang w:val="zh_TW" w:bidi="zh_TW"/>
+        </w:rPr>
+        <w:t>王下21:6，</w:t>
+      </w:r>
+      <w:r>
+        <w:rPr>
+          <w:lang w:val="zh_TW" w:bidi="zh_TW"/>
+        </w:rPr>
+        <w:t>23:24</w:t>
+      </w:r>
       <w:r>
         <w:rPr>
           <w:lang w:val="zh_TW" w:bidi="zh_TW"/>
         </w:rPr>
         <w:t>；</w:t>
       </w:r>
-      <w:hyperlink r:id="rId23">
-        <w:r>
-          <w:rPr>
-            <w:lang w:val="zh_TW" w:bidi="zh_TW"/>
-          </w:rPr>
-          <w:rPr>
-            <w:color w:val="0000EE"/>
-            <w:u w:val="single"/>
-          </w:rPr>
-          <w:t>代上10:13–14</w:t>
-        </w:r>
-      </w:hyperlink>
+      <w:r>
+        <w:rPr>
+          <w:lang w:val="zh_TW" w:bidi="zh_TW"/>
+        </w:rPr>
+        <w:t>代上10:13–14</w:t>
+      </w:r>
       <w:r>
         <w:rPr>
           <w:lang w:val="zh_TW" w:bidi="zh_TW"/>
         </w:rPr>
         <w:t>；</w:t>
       </w:r>
-      <w:hyperlink r:id="rId19">
-        <w:r>
-          <w:rPr>
-            <w:lang w:val="zh_TW" w:bidi="zh_TW"/>
-          </w:rPr>
-          <w:rPr>
-            <w:color w:val="0000EE"/>
-            <w:u w:val="single"/>
-          </w:rPr>
-          <w:t>伯14:10–12</w:t>
-        </w:r>
-      </w:hyperlink>
+      <w:r>
+        <w:rPr>
+          <w:lang w:val="zh_TW" w:bidi="zh_TW"/>
+        </w:rPr>
+        <w:t>伯14:10–12</w:t>
+      </w:r>
       <w:r>
         <w:rPr>
           <w:lang w:val="zh_TW" w:bidi="zh_TW"/>
         </w:rPr>
         <w:t>；</w:t>
       </w:r>
-      <w:hyperlink r:id="rId31">
-        <w:r>
-          <w:rPr>
-            <w:lang w:val="zh_TW" w:bidi="zh_TW"/>
-          </w:rPr>
-          <w:rPr>
-            <w:color w:val="0000EE"/>
-            <w:u w:val="single"/>
-          </w:rPr>
-          <w:t>賽3:1–3，</w:t>
-        </w:r>
-      </w:hyperlink>
-      <w:hyperlink r:id="rId32">
-        <w:r>
-          <w:rPr>
-            <w:lang w:val="zh_TW" w:bidi="zh_TW"/>
-          </w:rPr>
-          <w:rPr>
-            <w:color w:val="0000EE"/>
-            <w:u w:val="single"/>
-          </w:rPr>
-          <w:t>8:19–22</w:t>
-        </w:r>
-      </w:hyperlink>
+      <w:r>
+        <w:rPr>
+          <w:lang w:val="zh_TW" w:bidi="zh_TW"/>
+        </w:rPr>
+        <w:t>賽3:1–3，</w:t>
+      </w:r>
+      <w:r>
+        <w:rPr>
+          <w:lang w:val="zh_TW" w:bidi="zh_TW"/>
+        </w:rPr>
+        <w:t>8:19–22</w:t>
+      </w:r>
       <w:r>
         <w:rPr>
           <w:lang w:val="zh_TW" w:bidi="zh_TW"/>
